--- a/LAB04/baocaolab4.docx
+++ b/LAB04/baocaolab4.docx
@@ -3104,10 +3104,10 @@
           <w:szCs w:val="28"/>
         </w:rPr>
         <w:drawing>
-          <wp:inline distT="0" distB="0" distL="0" distR="0" wp14:anchorId="72F4672C" wp14:editId="1428352E">
-            <wp:extent cx="5731510" cy="5495290"/>
-            <wp:effectExtent l="0" t="0" r="2540" b="0"/>
-            <wp:docPr id="2051360215" name="Picture 6"/>
+          <wp:inline distT="0" distB="0" distL="0" distR="0" wp14:anchorId="1AA98E22" wp14:editId="3F7CBE7D">
+            <wp:extent cx="5731510" cy="5502910"/>
+            <wp:effectExtent l="0" t="0" r="2540" b="2540"/>
+            <wp:docPr id="441043118" name="Picture 2"/>
             <wp:cNvGraphicFramePr>
               <a:graphicFrameLocks xmlns:a="http://schemas.openxmlformats.org/drawingml/2006/main" noChangeAspect="1"/>
             </wp:cNvGraphicFramePr>
@@ -3115,7 +3115,7 @@
               <a:graphicData uri="http://schemas.openxmlformats.org/drawingml/2006/picture">
                 <pic:pic xmlns:pic="http://schemas.openxmlformats.org/drawingml/2006/picture">
                   <pic:nvPicPr>
-                    <pic:cNvPr id="0" name="Picture 20"/>
+                    <pic:cNvPr id="0" name="Picture 6"/>
                     <pic:cNvPicPr>
                       <a:picLocks noChangeAspect="1" noChangeArrowheads="1"/>
                     </pic:cNvPicPr>
@@ -3136,7 +3136,7 @@
                   <pic:spPr bwMode="auto">
                     <a:xfrm>
                       <a:off x="0" y="0"/>
-                      <a:ext cx="5731510" cy="5495290"/>
+                      <a:ext cx="5731510" cy="5502910"/>
                     </a:xfrm>
                     <a:prstGeom prst="rect">
                       <a:avLst/>
@@ -3170,13 +3170,21 @@
           <w:szCs w:val="28"/>
         </w:rPr>
       </w:pPr>
-      <w:r>
-        <w:rPr>
-          <w:rFonts w:asciiTheme="majorHAnsi" w:hAnsiTheme="majorHAnsi" w:cstheme="majorHAnsi"/>
-          <w:sz w:val="28"/>
-          <w:szCs w:val="28"/>
-        </w:rPr>
-        <w:lastRenderedPageBreak/>
+    </w:p>
+    <w:p>
+      <w:pPr>
+        <w:rPr>
+          <w:rFonts w:asciiTheme="majorHAnsi" w:hAnsiTheme="majorHAnsi" w:cstheme="majorHAnsi"/>
+          <w:sz w:val="28"/>
+          <w:szCs w:val="28"/>
+        </w:rPr>
+      </w:pPr>
+      <w:r>
+        <w:rPr>
+          <w:rFonts w:asciiTheme="majorHAnsi" w:hAnsiTheme="majorHAnsi" w:cstheme="majorHAnsi"/>
+          <w:sz w:val="28"/>
+          <w:szCs w:val="28"/>
+        </w:rPr>
         <w:tab/>
       </w:r>
       <w:proofErr w:type="spellStart"/>
@@ -3206,6 +3214,7 @@
           <w:bCs/>
           <w:sz w:val="28"/>
           <w:szCs w:val="28"/>
+          <w:lang w:val="en-US"/>
         </w:rPr>
       </w:pPr>
       <w:r>
@@ -3217,10 +3226,10 @@
           <w:szCs w:val="28"/>
         </w:rPr>
         <w:drawing>
-          <wp:inline distT="0" distB="0" distL="0" distR="0" wp14:anchorId="77C21F95" wp14:editId="4FA43CC4">
+          <wp:inline distT="0" distB="0" distL="0" distR="0" wp14:anchorId="3BDFE108" wp14:editId="6D87BC3E">
             <wp:extent cx="5731510" cy="4697730"/>
             <wp:effectExtent l="0" t="0" r="2540" b="7620"/>
-            <wp:docPr id="37512150" name="Picture 8"/>
+            <wp:docPr id="452825091" name="Picture 4"/>
             <wp:cNvGraphicFramePr>
               <a:graphicFrameLocks xmlns:a="http://schemas.openxmlformats.org/drawingml/2006/main" noChangeAspect="1"/>
             </wp:cNvGraphicFramePr>
@@ -3228,7 +3237,7 @@
               <a:graphicData uri="http://schemas.openxmlformats.org/drawingml/2006/picture">
                 <pic:pic xmlns:pic="http://schemas.openxmlformats.org/drawingml/2006/picture">
                   <pic:nvPicPr>
-                    <pic:cNvPr id="0" name="Picture 27"/>
+                    <pic:cNvPr id="0" name="Picture 13"/>
                     <pic:cNvPicPr>
                       <a:picLocks noChangeAspect="1" noChangeArrowheads="1"/>
                     </pic:cNvPicPr>
@@ -3276,17 +3285,6 @@
           <w:szCs w:val="28"/>
         </w:rPr>
       </w:pPr>
-    </w:p>
-    <w:p>
-      <w:pPr>
-        <w:rPr>
-          <w:rFonts w:asciiTheme="majorHAnsi" w:hAnsiTheme="majorHAnsi" w:cstheme="majorHAnsi"/>
-          <w:b/>
-          <w:bCs/>
-          <w:sz w:val="28"/>
-          <w:szCs w:val="28"/>
-        </w:rPr>
-      </w:pPr>
       <w:r>
         <w:rPr>
           <w:rFonts w:asciiTheme="majorHAnsi" w:hAnsiTheme="majorHAnsi" w:cstheme="majorHAnsi"/>
@@ -3356,18 +3354,7 @@
                 <w:szCs w:val="28"/>
                 <w:lang w:val="vi-VN"/>
               </w:rPr>
-              <w:t>UC0</w:t>
-            </w:r>
-            <w:r>
-              <w:rPr>
-                <w:rFonts w:asciiTheme="majorHAnsi" w:hAnsiTheme="majorHAnsi" w:cstheme="majorHAnsi"/>
-                <w:b/>
-                <w:color w:val="000000" w:themeColor="text1"/>
-                <w:sz w:val="28"/>
-                <w:szCs w:val="28"/>
-                <w:lang w:val="vi-VN"/>
-              </w:rPr>
-              <w:t>8</w:t>
+              <w:t>UC08</w:t>
             </w:r>
           </w:p>
         </w:tc>
@@ -6224,7 +6211,6 @@
           <w:bCs/>
           <w:sz w:val="28"/>
           <w:szCs w:val="28"/>
-          <w:lang w:val="en-US"/>
         </w:rPr>
       </w:pPr>
     </w:p>
@@ -6343,6 +6329,7 @@
           <w:rFonts w:asciiTheme="majorHAnsi" w:hAnsiTheme="majorHAnsi" w:cstheme="majorHAnsi"/>
           <w:sz w:val="28"/>
           <w:szCs w:val="28"/>
+          <w:lang w:val="en-US"/>
         </w:rPr>
       </w:pPr>
       <w:r>
@@ -6352,10 +6339,10 @@
           <w:szCs w:val="28"/>
         </w:rPr>
         <w:drawing>
-          <wp:inline distT="0" distB="0" distL="0" distR="0" wp14:anchorId="5767E91C" wp14:editId="59964AD9">
-            <wp:extent cx="5731510" cy="7217410"/>
-            <wp:effectExtent l="0" t="0" r="2540" b="2540"/>
-            <wp:docPr id="426289218" name="Picture 12"/>
+          <wp:inline distT="0" distB="0" distL="0" distR="0" wp14:anchorId="134CC5FF" wp14:editId="1E86EE63">
+            <wp:extent cx="5731510" cy="7427595"/>
+            <wp:effectExtent l="0" t="0" r="2540" b="1905"/>
+            <wp:docPr id="1784914373" name="Picture 6"/>
             <wp:cNvGraphicFramePr>
               <a:graphicFrameLocks xmlns:a="http://schemas.openxmlformats.org/drawingml/2006/main" noChangeAspect="1"/>
             </wp:cNvGraphicFramePr>
@@ -6363,7 +6350,7 @@
               <a:graphicData uri="http://schemas.openxmlformats.org/drawingml/2006/picture">
                 <pic:pic xmlns:pic="http://schemas.openxmlformats.org/drawingml/2006/picture">
                   <pic:nvPicPr>
-                    <pic:cNvPr id="0" name="Picture 44"/>
+                    <pic:cNvPr id="0" name="Picture 20"/>
                     <pic:cNvPicPr>
                       <a:picLocks noChangeAspect="1" noChangeArrowheads="1"/>
                     </pic:cNvPicPr>
@@ -6384,7 +6371,7 @@
                   <pic:spPr bwMode="auto">
                     <a:xfrm>
                       <a:off x="0" y="0"/>
-                      <a:ext cx="5731510" cy="7217410"/>
+                      <a:ext cx="5731510" cy="7427595"/>
                     </a:xfrm>
                     <a:prstGeom prst="rect">
                       <a:avLst/>
@@ -6435,16 +6422,6 @@
       <w:pPr>
         <w:rPr>
           <w:rFonts w:asciiTheme="majorHAnsi" w:hAnsiTheme="majorHAnsi" w:cstheme="majorHAnsi"/>
-          <w:sz w:val="28"/>
-          <w:szCs w:val="28"/>
-          <w:lang w:val="en-US"/>
-        </w:rPr>
-      </w:pPr>
-    </w:p>
-    <w:p>
-      <w:pPr>
-        <w:rPr>
-          <w:rFonts w:asciiTheme="majorHAnsi" w:hAnsiTheme="majorHAnsi" w:cstheme="majorHAnsi"/>
           <w:b/>
           <w:bCs/>
           <w:sz w:val="28"/>
@@ -6565,6 +6542,7 @@
           <w:rFonts w:asciiTheme="majorHAnsi" w:hAnsiTheme="majorHAnsi" w:cstheme="majorHAnsi"/>
           <w:b/>
           <w:bCs/>
+          <w:noProof/>
           <w:sz w:val="28"/>
           <w:szCs w:val="28"/>
         </w:rPr>
@@ -10904,6 +10882,7 @@
           <w:rFonts w:asciiTheme="majorHAnsi" w:hAnsiTheme="majorHAnsi" w:cstheme="majorHAnsi"/>
           <w:b/>
           <w:bCs/>
+          <w:noProof/>
           <w:sz w:val="28"/>
           <w:szCs w:val="28"/>
           <w:lang w:val="en-US"/>
@@ -10961,6 +10940,7 @@
           <w:rFonts w:asciiTheme="majorHAnsi" w:hAnsiTheme="majorHAnsi" w:cstheme="majorHAnsi"/>
           <w:b/>
           <w:bCs/>
+          <w:noProof/>
           <w:sz w:val="28"/>
           <w:szCs w:val="28"/>
           <w:lang w:val="en-US"/>
@@ -11009,7 +10989,6 @@
           <w:rFonts w:asciiTheme="majorHAnsi" w:hAnsiTheme="majorHAnsi" w:cstheme="majorHAnsi"/>
           <w:sz w:val="28"/>
           <w:szCs w:val="28"/>
-          <w:lang w:val="en-US"/>
         </w:rPr>
       </w:pPr>
       <w:r>
@@ -11087,15 +11066,7 @@
           <w:sz w:val="28"/>
           <w:szCs w:val="28"/>
         </w:rPr>
-        <w:t>). Bao gồm Tiêu đề hệ thống và các nút bấm trực quan được phân làm 2 nhóm: Nhóm chức năng Khách hàng (Đăng nhập/Đăng ký, Duyệt SP &amp; Giỏ hàng, Đặt mua hàng) và Nhóm chức năng Quản lý (Quản lý Đơn hàng, Quản lý Tài khoản, Cấu hình Hệ thống, Báo cáo Thống kê). Đi kèm là nút Thoát chương trình (có hộp thoại xác nhận an toàn để chống đóng nhầm ứng dụng)</w:t>
-      </w:r>
-      <w:r>
-        <w:rPr>
-          <w:rFonts w:asciiTheme="majorHAnsi" w:hAnsiTheme="majorHAnsi" w:cstheme="majorHAnsi"/>
-          <w:sz w:val="28"/>
-          <w:szCs w:val="28"/>
-        </w:rPr>
-        <w:t>.</w:t>
+        <w:t>). Bao gồm Tiêu đề hệ thống và các nút bấm trực quan được phân làm 2 nhóm: Nhóm chức năng Khách hàng (Đăng nhập/Đăng ký, Duyệt SP &amp; Giỏ hàng, Đặt mua hàng) và Nhóm chức năng Quản lý (Quản lý Đơn hàng, Quản lý Tài khoản, Cấu hình Hệ thống, Báo cáo Thống kê). Đi kèm là nút Thoát chương trình (có hộp thoại xác nhận an toàn để chống đóng nhầm ứng dụng).</w:t>
       </w:r>
     </w:p>
     <w:p>
@@ -11105,7 +11076,6 @@
           <w:rFonts w:asciiTheme="majorHAnsi" w:hAnsiTheme="majorHAnsi" w:cstheme="majorHAnsi"/>
           <w:sz w:val="28"/>
           <w:szCs w:val="28"/>
-          <w:lang w:val="en-US"/>
         </w:rPr>
       </w:pPr>
       <w:r>
